--- a/tfl/tables/T-EFF-12.docx
+++ b/tfl/tables/T-EFF-12.docx
@@ -1726,7 +1726,7 @@
           <w:szCs w:val="14"/>
           <w:color w:val="C0392B"/>
         </w:rPr>
-        <w:t xml:space="preserve">DRAFT — produced 2026-07-19 — synthetic data, NOT for regulatory submission</w:t>
+        <w:t xml:space="preserve">DRAFT — produced 2026-09-20 — synthetic data, NOT for regulatory submission</w:t>
       </w:r>
     </w:p>
     <w:sectPr>

--- a/tfl/tables/T-EFF-12.docx
+++ b/tfl/tables/T-EFF-12.docx
@@ -288,7 +288,7 @@
                 <w:szCs w:val="18"/>
                 <w:color w:val="FFFFFF"/>
               </w:rPr>
-              <w:t xml:space="preserve">(N=225)</w:t>
+              <w:t xml:space="preserve">(N=300)</w:t>
             </w:r>
           </w:p>
         </w:tc>
@@ -369,7 +369,7 @@
                 <w:szCs w:val="18"/>
                 <w:color w:val="FFFFFF"/>
               </w:rPr>
-              <w:t xml:space="preserve">(N=225)</w:t>
+              <w:t xml:space="preserve">(N=150)</w:t>
             </w:r>
           </w:p>
         </w:tc>
@@ -484,7 +484,7 @@
                 <w:szCs w:val="18"/>
                 <w:color w:val="000000"/>
               </w:rPr>
-              <w:t xml:space="preserve">225</w:t>
+              <w:t xml:space="preserve">300</w:t>
             </w:r>
           </w:p>
         </w:tc>
@@ -539,7 +539,7 @@
                 <w:szCs w:val="18"/>
                 <w:color w:val="000000"/>
               </w:rPr>
-              <w:t xml:space="preserve">224</w:t>
+              <w:t xml:space="preserve">150</w:t>
             </w:r>
           </w:p>
         </w:tc>
@@ -654,7 +654,7 @@
                 <w:szCs w:val="18"/>
                 <w:color w:val="000000"/>
               </w:rPr>
-              <w:t xml:space="preserve">92 (40.9)</w:t>
+              <w:t xml:space="preserve">132 (44.0)</w:t>
             </w:r>
           </w:p>
         </w:tc>
@@ -709,7 +709,7 @@
                 <w:szCs w:val="18"/>
                 <w:color w:val="000000"/>
               </w:rPr>
-              <w:t xml:space="preserve">122 (54.5)</w:t>
+              <w:t xml:space="preserve">80 (53.3)</w:t>
             </w:r>
           </w:p>
         </w:tc>
@@ -824,7 +824,7 @@
                 <w:szCs w:val="18"/>
                 <w:color w:val="000000"/>
               </w:rPr>
-              <w:t xml:space="preserve">61 (27.1)</w:t>
+              <w:t xml:space="preserve">89 (29.7)</w:t>
             </w:r>
           </w:p>
         </w:tc>
@@ -879,7 +879,7 @@
                 <w:szCs w:val="18"/>
                 <w:color w:val="000000"/>
               </w:rPr>
-              <w:t xml:space="preserve">47 (21.0)</w:t>
+              <w:t xml:space="preserve">29 (19.3)</w:t>
             </w:r>
           </w:p>
         </w:tc>
@@ -994,7 +994,7 @@
                 <w:szCs w:val="18"/>
                 <w:color w:val="000000"/>
               </w:rPr>
-              <w:t xml:space="preserve">27 (12.0)</w:t>
+              <w:t xml:space="preserve">29 (9.7)</w:t>
             </w:r>
           </w:p>
         </w:tc>
@@ -1049,7 +1049,7 @@
                 <w:szCs w:val="18"/>
                 <w:color w:val="000000"/>
               </w:rPr>
-              <w:t xml:space="preserve">10 (4.5)</w:t>
+              <w:t xml:space="preserve">8 (5.3)</w:t>
             </w:r>
           </w:p>
         </w:tc>
@@ -1164,7 +1164,7 @@
                 <w:szCs w:val="18"/>
                 <w:color w:val="000000"/>
               </w:rPr>
-              <w:t xml:space="preserve">20.0 (17.4, 23.7)</w:t>
+              <w:t xml:space="preserve">18.9 (16.9, 20.3)</w:t>
             </w:r>
           </w:p>
         </w:tc>
@@ -1219,7 +1219,7 @@
                 <w:szCs w:val="18"/>
                 <w:color w:val="000000"/>
               </w:rPr>
-              <w:t xml:space="preserve">13.8 (12.0, 15.2)</w:t>
+              <w:t xml:space="preserve">14.8 (12.4, 17.5)</w:t>
             </w:r>
           </w:p>
         </w:tc>
@@ -1334,7 +1334,7 @@
                 <w:szCs w:val="18"/>
                 <w:color w:val="000000"/>
               </w:rPr>
-              <w:t xml:space="preserve">0.504 (0.382, 0.664)</w:t>
+              <w:t xml:space="preserve">0.655 (0.492, 0.872)</w:t>
             </w:r>
           </w:p>
         </w:tc>
@@ -1504,7 +1504,7 @@
                 <w:szCs w:val="18"/>
                 <w:color w:val="000000"/>
               </w:rPr>
-              <w:t xml:space="preserve">&lt;0.001</w:t>
+              <w:t xml:space="preserve">0.004</w:t>
             </w:r>
           </w:p>
         </w:tc>
